--- a/files/R01-R69全节点业务验收测试包/B00_基础项目资料/B00_B00-WELD-001_TEST-B00-008_PQR-WPS基础包.docx
+++ b/files/R01-R69全节点业务验收测试包/B00_基础项目资料/B00_B00-WELD-001_TEST-B00-008_PQR-WPS基础包.docx
@@ -1092,7 +1092,7 @@
                 <w:color w:val="FFFFFF"/>
                 <w:sz w:val="17"/>
               </w:rPr>
-              <w:t>记录方式</w:t>
+              <w:t>签署形态</w:t>
             </w:r>
           </w:p>
         </w:tc>
@@ -1103,9 +1103,9 @@
             <w:tcW w:type="dxa" w:w="2268"/>
             <w:vAlign w:val="center"/>
             <w:tcMar>
-              <w:top w:w="70" w:type="dxa"/>
+              <w:top w:w="20" w:type="dxa"/>
               <w:start w:w="90" w:type="dxa"/>
-              <w:bottom w:w="70" w:type="dxa"/>
+              <w:bottom w:w="20" w:type="dxa"/>
               <w:end w:w="90" w:type="dxa"/>
             </w:tcMar>
           </w:tcPr>
@@ -1125,9 +1125,9 @@
             <w:tcW w:type="dxa" w:w="2268"/>
             <w:vAlign w:val="center"/>
             <w:tcMar>
-              <w:top w:w="70" w:type="dxa"/>
+              <w:top w:w="20" w:type="dxa"/>
               <w:start w:w="90" w:type="dxa"/>
-              <w:bottom w:w="70" w:type="dxa"/>
+              <w:bottom w:w="20" w:type="dxa"/>
               <w:end w:w="90" w:type="dxa"/>
             </w:tcMar>
           </w:tcPr>
@@ -1147,9 +1147,9 @@
             <w:tcW w:type="dxa" w:w="2268"/>
             <w:vAlign w:val="center"/>
             <w:tcMar>
-              <w:top w:w="70" w:type="dxa"/>
+              <w:top w:w="20" w:type="dxa"/>
               <w:start w:w="90" w:type="dxa"/>
-              <w:bottom w:w="70" w:type="dxa"/>
+              <w:bottom w:w="20" w:type="dxa"/>
               <w:end w:w="90" w:type="dxa"/>
             </w:tcMar>
           </w:tcPr>
@@ -1169,20 +1169,57 @@
             <w:tcW w:type="dxa" w:w="2268"/>
             <w:vAlign w:val="center"/>
             <w:tcMar>
-              <w:top w:w="70" w:type="dxa"/>
+              <w:top w:w="20" w:type="dxa"/>
               <w:start w:w="90" w:type="dxa"/>
-              <w:bottom w:w="70" w:type="dxa"/>
+              <w:bottom w:w="20" w:type="dxa"/>
               <w:end w:w="90" w:type="dxa"/>
             </w:tcMar>
           </w:tcPr>
           <w:p>
+            <w:pPr>
+              <w:jc w:val="center"/>
+            </w:pPr>
             <w:r>
               <w:rPr>
                 <w:rFonts w:ascii="Arial Unicode MS" w:hAnsi="Arial Unicode MS" w:eastAsia="Arial Unicode MS"/>
                 <w:b w:val="0"/>
                 <w:sz w:val="17"/>
               </w:rPr>
-              <w:t>电子记录（测试）</w:t>
+              <w:t>电子签署（测试）</w:t>
+            </w:r>
+            <w:r>
+              <w:drawing>
+                <wp:inline xmlns:a="http://schemas.openxmlformats.org/drawingml/2006/main" xmlns:pic="http://schemas.openxmlformats.org/drawingml/2006/picture">
+                  <wp:extent cx="648000" cy="261290"/>
+                  <wp:docPr id="1" name="Picture 1"/>
+                  <wp:cNvGraphicFramePr>
+                    <a:graphicFrameLocks noChangeAspect="1"/>
+                  </wp:cNvGraphicFramePr>
+                  <a:graphic>
+                    <a:graphicData uri="http://schemas.openxmlformats.org/drawingml/2006/picture">
+                      <pic:pic>
+                        <pic:nvPicPr>
+                          <pic:cNvPr id="0" name="image.png"/>
+                          <pic:cNvPicPr/>
+                        </pic:nvPicPr>
+                        <pic:blipFill>
+                          <a:blip r:embed="rId11"/>
+                          <a:stretch>
+                            <a:fillRect/>
+                          </a:stretch>
+                        </pic:blipFill>
+                        <pic:spPr>
+                          <a:xfrm>
+                            <a:off x="0" y="0"/>
+                            <a:ext cx="648000" cy="261290"/>
+                          </a:xfrm>
+                          <a:prstGeom prst="rect"/>
+                        </pic:spPr>
+                      </pic:pic>
+                    </a:graphicData>
+                  </a:graphic>
+                </wp:inline>
+              </w:drawing>
             </w:r>
           </w:p>
         </w:tc>
@@ -1193,9 +1230,9 @@
             <w:tcW w:type="dxa" w:w="2268"/>
             <w:vAlign w:val="center"/>
             <w:tcMar>
-              <w:top w:w="70" w:type="dxa"/>
+              <w:top w:w="20" w:type="dxa"/>
               <w:start w:w="90" w:type="dxa"/>
-              <w:bottom w:w="70" w:type="dxa"/>
+              <w:bottom w:w="20" w:type="dxa"/>
               <w:end w:w="90" w:type="dxa"/>
             </w:tcMar>
           </w:tcPr>
@@ -1215,9 +1252,9 @@
             <w:tcW w:type="dxa" w:w="2268"/>
             <w:vAlign w:val="center"/>
             <w:tcMar>
-              <w:top w:w="70" w:type="dxa"/>
+              <w:top w:w="20" w:type="dxa"/>
               <w:start w:w="90" w:type="dxa"/>
-              <w:bottom w:w="70" w:type="dxa"/>
+              <w:bottom w:w="20" w:type="dxa"/>
               <w:end w:w="90" w:type="dxa"/>
             </w:tcMar>
           </w:tcPr>
@@ -1237,9 +1274,9 @@
             <w:tcW w:type="dxa" w:w="2268"/>
             <w:vAlign w:val="center"/>
             <w:tcMar>
-              <w:top w:w="70" w:type="dxa"/>
+              <w:top w:w="20" w:type="dxa"/>
               <w:start w:w="90" w:type="dxa"/>
-              <w:bottom w:w="70" w:type="dxa"/>
+              <w:bottom w:w="20" w:type="dxa"/>
               <w:end w:w="90" w:type="dxa"/>
             </w:tcMar>
           </w:tcPr>
@@ -1259,20 +1296,57 @@
             <w:tcW w:type="dxa" w:w="2268"/>
             <w:vAlign w:val="center"/>
             <w:tcMar>
-              <w:top w:w="70" w:type="dxa"/>
+              <w:top w:w="20" w:type="dxa"/>
               <w:start w:w="90" w:type="dxa"/>
-              <w:bottom w:w="70" w:type="dxa"/>
+              <w:bottom w:w="20" w:type="dxa"/>
               <w:end w:w="90" w:type="dxa"/>
             </w:tcMar>
           </w:tcPr>
           <w:p>
+            <w:pPr>
+              <w:jc w:val="center"/>
+            </w:pPr>
             <w:r>
               <w:rPr>
                 <w:rFonts w:ascii="Arial Unicode MS" w:hAnsi="Arial Unicode MS" w:eastAsia="Arial Unicode MS"/>
                 <w:b w:val="0"/>
                 <w:sz w:val="17"/>
               </w:rPr>
-              <w:t>电子记录（测试）</w:t>
+              <w:t>电子签署（测试）</w:t>
+            </w:r>
+            <w:r>
+              <w:drawing>
+                <wp:inline xmlns:a="http://schemas.openxmlformats.org/drawingml/2006/main" xmlns:pic="http://schemas.openxmlformats.org/drawingml/2006/picture">
+                  <wp:extent cx="648000" cy="261290"/>
+                  <wp:docPr id="2" name="Picture 2"/>
+                  <wp:cNvGraphicFramePr>
+                    <a:graphicFrameLocks noChangeAspect="1"/>
+                  </wp:cNvGraphicFramePr>
+                  <a:graphic>
+                    <a:graphicData uri="http://schemas.openxmlformats.org/drawingml/2006/picture">
+                      <pic:pic>
+                        <pic:nvPicPr>
+                          <pic:cNvPr id="0" name="image.png"/>
+                          <pic:cNvPicPr/>
+                        </pic:nvPicPr>
+                        <pic:blipFill>
+                          <a:blip r:embed="rId12"/>
+                          <a:stretch>
+                            <a:fillRect/>
+                          </a:stretch>
+                        </pic:blipFill>
+                        <pic:spPr>
+                          <a:xfrm>
+                            <a:off x="0" y="0"/>
+                            <a:ext cx="648000" cy="261290"/>
+                          </a:xfrm>
+                          <a:prstGeom prst="rect"/>
+                        </pic:spPr>
+                      </pic:pic>
+                    </a:graphicData>
+                  </a:graphic>
+                </wp:inline>
+              </w:drawing>
             </w:r>
           </w:p>
         </w:tc>
@@ -1283,9 +1357,9 @@
             <w:tcW w:type="dxa" w:w="2268"/>
             <w:vAlign w:val="center"/>
             <w:tcMar>
-              <w:top w:w="70" w:type="dxa"/>
+              <w:top w:w="20" w:type="dxa"/>
               <w:start w:w="90" w:type="dxa"/>
-              <w:bottom w:w="70" w:type="dxa"/>
+              <w:bottom w:w="20" w:type="dxa"/>
               <w:end w:w="90" w:type="dxa"/>
             </w:tcMar>
           </w:tcPr>
@@ -1305,9 +1379,9 @@
             <w:tcW w:type="dxa" w:w="2268"/>
             <w:vAlign w:val="center"/>
             <w:tcMar>
-              <w:top w:w="70" w:type="dxa"/>
+              <w:top w:w="20" w:type="dxa"/>
               <w:start w:w="90" w:type="dxa"/>
-              <w:bottom w:w="70" w:type="dxa"/>
+              <w:bottom w:w="20" w:type="dxa"/>
               <w:end w:w="90" w:type="dxa"/>
             </w:tcMar>
           </w:tcPr>
@@ -1327,9 +1401,9 @@
             <w:tcW w:type="dxa" w:w="2268"/>
             <w:vAlign w:val="center"/>
             <w:tcMar>
-              <w:top w:w="70" w:type="dxa"/>
+              <w:top w:w="20" w:type="dxa"/>
               <w:start w:w="90" w:type="dxa"/>
-              <w:bottom w:w="70" w:type="dxa"/>
+              <w:bottom w:w="20" w:type="dxa"/>
               <w:end w:w="90" w:type="dxa"/>
             </w:tcMar>
           </w:tcPr>
@@ -1349,20 +1423,57 @@
             <w:tcW w:type="dxa" w:w="2268"/>
             <w:vAlign w:val="center"/>
             <w:tcMar>
-              <w:top w:w="70" w:type="dxa"/>
+              <w:top w:w="20" w:type="dxa"/>
               <w:start w:w="90" w:type="dxa"/>
-              <w:bottom w:w="70" w:type="dxa"/>
+              <w:bottom w:w="20" w:type="dxa"/>
               <w:end w:w="90" w:type="dxa"/>
             </w:tcMar>
           </w:tcPr>
           <w:p>
+            <w:pPr>
+              <w:jc w:val="center"/>
+            </w:pPr>
             <w:r>
               <w:rPr>
                 <w:rFonts w:ascii="Arial Unicode MS" w:hAnsi="Arial Unicode MS" w:eastAsia="Arial Unicode MS"/>
                 <w:b w:val="0"/>
                 <w:sz w:val="17"/>
               </w:rPr>
-              <w:t>电子记录（测试）</w:t>
+              <w:t>电子签署（测试）</w:t>
+            </w:r>
+            <w:r>
+              <w:drawing>
+                <wp:inline xmlns:a="http://schemas.openxmlformats.org/drawingml/2006/main" xmlns:pic="http://schemas.openxmlformats.org/drawingml/2006/picture">
+                  <wp:extent cx="648000" cy="261290"/>
+                  <wp:docPr id="3" name="Picture 3"/>
+                  <wp:cNvGraphicFramePr>
+                    <a:graphicFrameLocks noChangeAspect="1"/>
+                  </wp:cNvGraphicFramePr>
+                  <a:graphic>
+                    <a:graphicData uri="http://schemas.openxmlformats.org/drawingml/2006/picture">
+                      <pic:pic>
+                        <pic:nvPicPr>
+                          <pic:cNvPr id="0" name="image.png"/>
+                          <pic:cNvPicPr/>
+                        </pic:nvPicPr>
+                        <pic:blipFill>
+                          <a:blip r:embed="rId13"/>
+                          <a:stretch>
+                            <a:fillRect/>
+                          </a:stretch>
+                        </pic:blipFill>
+                        <pic:spPr>
+                          <a:xfrm>
+                            <a:off x="0" y="0"/>
+                            <a:ext cx="648000" cy="261290"/>
+                          </a:xfrm>
+                          <a:prstGeom prst="rect"/>
+                        </pic:spPr>
+                      </pic:pic>
+                    </a:graphicData>
+                  </a:graphic>
+                </wp:inline>
+              </w:drawing>
             </w:r>
           </w:p>
         </w:tc>
